--- a/문서/기관별/질의서_문화유산과.docx
+++ b/문서/기관별/질의서_문화유산과.docx
@@ -44,7 +44,7 @@
           <w:color w:val="6B7280"/>
           <w:sz w:val="20"/>
         </w:rPr>
-        <w:t>2026년 행정사무감사 · 작성 2026. 09. 18.</w:t>
+        <w:t>2026년 행정사무감사 · 작성 2026. 09. 23.</w:t>
       </w:r>
     </w:p>
     <w:p>

--- a/문서/기관별/질의서_문화유산과.docx
+++ b/문서/기관별/질의서_문화유산과.docx
@@ -44,7 +44,7 @@
           <w:color w:val="6B7280"/>
           <w:sz w:val="20"/>
         </w:rPr>
-        <w:t>2026년 행정사무감사 · 작성 2026. 09. 23.</w:t>
+        <w:t>2026년 행정사무감사 · 작성 2026. 09. 28.</w:t>
       </w:r>
     </w:p>
     <w:p>

--- a/문서/기관별/질의서_문화유산과.docx
+++ b/문서/기관별/질의서_문화유산과.docx
@@ -44,7 +44,7 @@
           <w:color w:val="6B7280"/>
           <w:sz w:val="20"/>
         </w:rPr>
-        <w:t>2026년 행정사무감사 · 작성 2026. 09. 28.</w:t>
+        <w:t>2026년 행정사무감사 · 작성 2026. 10. 01.</w:t>
       </w:r>
     </w:p>
     <w:p>

--- a/문서/기관별/질의서_문화유산과.docx
+++ b/문서/기관별/질의서_문화유산과.docx
@@ -44,7 +44,7 @@
           <w:color w:val="6B7280"/>
           <w:sz w:val="20"/>
         </w:rPr>
-        <w:t>2026년 행정사무감사 · 작성 2026. 10. 01.</w:t>
+        <w:t>2026년 행정사무감사 · 작성 2026. 10. 02.</w:t>
       </w:r>
     </w:p>
     <w:p>
@@ -419,6 +419,77 @@
     </w:p>
     <w:p>
       <w:pPr>
+        <w:spacing w:after="20" w:before="0" w:line="324" w:lineRule="auto"/>
+        <w:ind w:left="113"/>
+      </w:pPr>
+      <w:r>
+        <w:rPr>
+          <w:rFonts w:ascii="맑은 고딕" w:hAnsi="맑은 고딕" w:eastAsia="맑은 고딕"/>
+          <w:b/>
+          <w:sz w:val="21"/>
+        </w:rPr>
+        <w:t xml:space="preserve">5. </w:t>
+      </w:r>
+      <w:r>
+        <w:rPr>
+          <w:rFonts w:ascii="맑은 고딕" w:hAnsi="맑은 고딕" w:eastAsia="맑은 고딕"/>
+          <w:b/>
+          <w:sz w:val="21"/>
+        </w:rPr>
+        <w:t>도 발주 공사 중 매장유산 발견 시 보고 체계</w:t>
+      </w:r>
+    </w:p>
+    <w:p>
+      <w:pPr>
+        <w:spacing w:after="20" w:before="0" w:line="324" w:lineRule="auto"/>
+        <w:ind w:left="454"/>
+      </w:pPr>
+      <w:r>
+        <w:rPr>
+          <w:rFonts w:ascii="맑은 고딕" w:hAnsi="맑은 고딕" w:eastAsia="맑은 고딕"/>
+          <w:b w:val="0"/>
+          <w:sz w:val="21"/>
+        </w:rPr>
+        <w:t>강원도청 신축 부지에서 유물 388점이 발견됐는데 국가유산청에 축소 보고했다는 의혹이 보도됐습니다. 경기도와 산하기관이 발주한 공사에서 매장유산이 발견된 사례가 최근 3년간 몇 건이며, 신고·보고와 공사 중지 등 조치는 누가 어떻게 확인합니까?</w:t>
+      </w:r>
+    </w:p>
+    <w:p>
+      <w:pPr>
+        <w:spacing w:after="0" w:before="0" w:line="324" w:lineRule="auto"/>
+        <w:ind w:left="454"/>
+      </w:pPr>
+      <w:r>
+        <w:rPr>
+          <w:rFonts w:ascii="맑은 고딕" w:hAnsi="맑은 고딕" w:eastAsia="맑은 고딕"/>
+          <w:b w:val="0"/>
+          <w:color w:val="6B7280"/>
+          <w:sz w:val="19"/>
+        </w:rPr>
+        <w:t>· 배경: 2026.10.1 보도(단독) ‘춘천시, 공사 중단된 도청 부지서 유물 388점 발견…강원도청, 국가유산청에 축소 보고 의혹’</w:t>
+      </w:r>
+    </w:p>
+    <w:p>
+      <w:pPr>
+        <w:spacing w:after="0" w:before="0" w:line="324" w:lineRule="auto"/>
+        <w:ind w:left="454"/>
+      </w:pPr>
+      <w:r>
+        <w:rPr>
+          <w:rFonts w:ascii="맑은 고딕" w:hAnsi="맑은 고딕" w:eastAsia="맑은 고딕"/>
+          <w:b w:val="0"/>
+          <w:color w:val="6B7280"/>
+          <w:sz w:val="19"/>
+        </w:rPr>
+        <w:t>· 관련 자료요구: 문화유산-4</w:t>
+      </w:r>
+    </w:p>
+    <w:p>
+      <w:pPr>
+        <w:spacing w:after="60" w:before="0" w:line="324" w:lineRule="auto"/>
+      </w:pPr>
+    </w:p>
+    <w:p>
+      <w:pPr>
         <w:spacing w:after="40" w:before="0" w:line="324" w:lineRule="auto"/>
       </w:pPr>
       <w:r>
@@ -537,6 +608,53 @@
           <w:sz w:val="20"/>
         </w:rPr>
         <w:t>- 조직·인력 검토안, 문화재단 협의 내역, 추진 일정</w:t>
+      </w:r>
+    </w:p>
+    <w:p>
+      <w:pPr>
+        <w:spacing w:after="40" w:before="0" w:line="324" w:lineRule="auto"/>
+      </w:pPr>
+    </w:p>
+    <w:p>
+      <w:pPr>
+        <w:spacing w:after="0" w:before="0" w:line="324" w:lineRule="auto"/>
+        <w:ind w:left="113"/>
+      </w:pPr>
+      <w:r>
+        <w:rPr>
+          <w:rFonts w:ascii="맑은 고딕" w:hAnsi="맑은 고딕" w:eastAsia="맑은 고딕"/>
+          <w:b/>
+          <w:sz w:val="21"/>
+        </w:rPr>
+        <w:t>[문화유산-4] ∘ 도·산하기관 발주 공사 매장유산 발견 및 조치 현황(2023~2026.9.)</w:t>
+      </w:r>
+    </w:p>
+    <w:p>
+      <w:pPr>
+        <w:spacing w:after="0" w:before="0" w:line="324" w:lineRule="auto"/>
+        <w:ind w:left="510"/>
+      </w:pPr>
+      <w:r>
+        <w:rPr>
+          <w:rFonts w:ascii="맑은 고딕" w:hAnsi="맑은 고딕" w:eastAsia="맑은 고딕"/>
+          <w:b w:val="0"/>
+          <w:sz w:val="20"/>
+        </w:rPr>
+        <w:t>- 공사명, 발견 유물 수량, 신고일·보고 내용</w:t>
+      </w:r>
+    </w:p>
+    <w:p>
+      <w:pPr>
+        <w:spacing w:after="0" w:before="0" w:line="324" w:lineRule="auto"/>
+        <w:ind w:left="510"/>
+      </w:pPr>
+      <w:r>
+        <w:rPr>
+          <w:rFonts w:ascii="맑은 고딕" w:hAnsi="맑은 고딕" w:eastAsia="맑은 고딕"/>
+          <w:b w:val="0"/>
+          <w:sz w:val="20"/>
+        </w:rPr>
+        <w:t>- 공사 중지·조사 결과와 처리</w:t>
       </w:r>
     </w:p>
     <w:p>

--- a/문서/기관별/질의서_문화유산과.docx
+++ b/문서/기관별/질의서_문화유산과.docx
@@ -44,7 +44,7 @@
           <w:color w:val="6B7280"/>
           <w:sz w:val="20"/>
         </w:rPr>
-        <w:t>2026년 행정사무감사 · 작성 2026. 10. 02.</w:t>
+        <w:t>2026년 행정사무감사 · 작성 2026. 10. 19.</w:t>
       </w:r>
     </w:p>
     <w:p>
